--- a/商情分析表template.docx
+++ b/商情分析表template.docx
@@ -17,15 +17,15 @@
         <w:tblLook w:val="01E0" w:firstRow="1" w:lastRow="1" w:firstColumn="1" w:lastColumn="1" w:noHBand="0" w:noVBand="0"/>
       </w:tblPr>
       <w:tblGrid>
-        <w:gridCol w:w="470"/>
-        <w:gridCol w:w="969"/>
-        <w:gridCol w:w="1399"/>
-        <w:gridCol w:w="2162"/>
-        <w:gridCol w:w="2145"/>
-        <w:gridCol w:w="2685"/>
-        <w:gridCol w:w="2399"/>
-        <w:gridCol w:w="1989"/>
-        <w:gridCol w:w="1972"/>
+        <w:gridCol w:w="1328"/>
+        <w:gridCol w:w="521"/>
+        <w:gridCol w:w="730"/>
+        <w:gridCol w:w="1102"/>
+        <w:gridCol w:w="1094"/>
+        <w:gridCol w:w="1357"/>
+        <w:gridCol w:w="1217"/>
+        <w:gridCol w:w="1018"/>
+        <w:gridCol w:w="1153"/>
       </w:tblGrid>
       <w:tr>
         <w:trPr>
@@ -48,7 +48,7 @@
               </w:rPr>
             </w:pPr>
             <w:r>
-              <w:t>${project_code}</w:t>
+              <w:t>{project_code}</w:t>
             </w:r>
             <w:r>
               <w:rPr>
@@ -60,7 +60,7 @@
               <w:t>（品名：</w:t>
             </w:r>
             <w:r>
-              <w:t>${product_name}</w:t>
+              <w:t>{product_name}</w:t>
             </w:r>
             <w:r>
               <w:rPr>
@@ -108,7 +108,7 @@
               <w:t>填送日期：</w:t>
             </w:r>
             <w:r>
-              <w:t>${fill_date}</w:t>
+              <w:t>{fill_date}</w:t>
             </w:r>
             <w:r>
               <w:rPr>
@@ -523,7 +523,7 @@
               </w:rPr>
             </w:pPr>
             <w:r>
-              <w:t>${item_index}</w:t>
+              <w:t>{#items}{item_index}</w:t>
             </w:r>
           </w:p>
         </w:tc>
@@ -543,7 +543,7 @@
               </w:rPr>
             </w:pPr>
             <w:r>
-              <w:t>${unit}</w:t>
+              <w:t>{unit}</w:t>
             </w:r>
           </w:p>
         </w:tc>
@@ -563,7 +563,7 @@
               </w:rPr>
             </w:pPr>
             <w:r>
-              <w:t>${quantity}</w:t>
+              <w:t>{quantity}</w:t>
             </w:r>
           </w:p>
         </w:tc>
@@ -584,7 +584,7 @@
               </w:rPr>
             </w:pPr>
             <w:r>
-              <w:t>${prev_unit_price}</w:t>
+              <w:t>{prev_unit_price}</w:t>
             </w:r>
           </w:p>
         </w:tc>
@@ -605,7 +605,7 @@
               </w:rPr>
             </w:pPr>
             <w:r>
-              <w:t>${prev_total}</w:t>
+              <w:t>{prev_total}</w:t>
             </w:r>
           </w:p>
         </w:tc>
@@ -625,7 +625,7 @@
               </w:rPr>
             </w:pPr>
             <w:r>
-              <w:t>${market_lowest_price}</w:t>
+              <w:t>{market_lowest_price}</w:t>
             </w:r>
           </w:p>
         </w:tc>
@@ -645,7 +645,7 @@
               </w:rPr>
             </w:pPr>
             <w:r>
-              <w:t>${market_total}</w:t>
+              <w:t>{market_total}</w:t>
             </w:r>
           </w:p>
         </w:tc>
@@ -665,7 +665,7 @@
               </w:rPr>
             </w:pPr>
             <w:r>
-              <w:t>${est_unit_price}</w:t>
+              <w:t>{est_unit_price}</w:t>
             </w:r>
           </w:p>
         </w:tc>
@@ -685,7 +685,7 @@
               </w:rPr>
             </w:pPr>
             <w:r>
-              <w:t>${est_total}</w:t>
+              <w:t>{est_total}{/items}</w:t>
             </w:r>
           </w:p>
         </w:tc>
@@ -779,7 +779,7 @@
               </w:rPr>
             </w:pPr>
             <w:r>
-              <w:t>${sum_prev_total}</w:t>
+              <w:t>{sum_prev_total}</w:t>
             </w:r>
           </w:p>
         </w:tc>
@@ -816,7 +816,7 @@
               </w:rPr>
             </w:pPr>
             <w:r>
-              <w:t>${sum_market_total}</w:t>
+              <w:t>{sum_market_total}</w:t>
             </w:r>
           </w:p>
         </w:tc>
@@ -853,10 +853,12 @@
               </w:rPr>
             </w:pPr>
             <w:r>
-              <w:t>${sum_est_total}</w:t>
-            </w:r>
-          </w:p>
-        </w:tc>
+              <w:t>{sum_est_total}</w:t>
+            </w:r>
+          </w:p>
+        </w:tc>
+        <w:bookmarkStart w:id="0" w:name="_GoBack"/>
+        <w:bookmarkEnd w:id="0"/>
       </w:tr>
       <w:tr>
         <w:trPr>
@@ -1010,7 +1012,7 @@
               </w:rPr>
             </w:pPr>
             <w:r>
-              <w:t>${purpose}</w:t>
+              <w:t>{purpose}</w:t>
             </w:r>
           </w:p>
           <w:p>
@@ -1045,10 +1047,8 @@
                 <w:szCs w:val="28"/>
               </w:rPr>
             </w:pPr>
-            <w:bookmarkStart w:id="0" w:name="_GoBack"/>
-            <w:bookmarkEnd w:id="0"/>
-            <w:r>
-              <w:t>${source_data}</w:t>
+            <w:r>
+              <w:t>{source_data}</w:t>
             </w:r>
           </w:p>
           <w:p>
@@ -1084,7 +1084,7 @@
               </w:rPr>
             </w:pPr>
             <w:r>
-              <w:t>${prev_records}</w:t>
+              <w:t>{prev_records}</w:t>
             </w:r>
           </w:p>
           <w:p>
@@ -1120,7 +1120,7 @@
               </w:rPr>
             </w:pPr>
             <w:r>
-              <w:t>${other_military_records}</w:t>
+              <w:t>{other_military_records}</w:t>
             </w:r>
           </w:p>
           <w:p>
@@ -1155,7 +1155,7 @@
               </w:rPr>
             </w:pPr>
             <w:r>
-              <w:t>${other_market_prices}</w:t>
+              <w:t>{other_market_prices}</w:t>
             </w:r>
           </w:p>
           <w:p>
@@ -1190,7 +1190,7 @@
               </w:rPr>
             </w:pPr>
             <w:r>
-              <w:t>${market_survey}</w:t>
+              <w:t>{market_survey}</w:t>
             </w:r>
           </w:p>
           <w:p>
@@ -1226,7 +1226,7 @@
               </w:rPr>
             </w:pPr>
             <w:r>
-              <w:t>${discount_records}</w:t>
+              <w:t>{discount_records}</w:t>
             </w:r>
           </w:p>
           <w:p>
@@ -1269,7 +1269,7 @@
               <w:t xml:space="preserve">    </w:t>
             </w:r>
             <w:r>
-              <w:t>${price_index}</w:t>
+              <w:t>{price_index}</w:t>
             </w:r>
           </w:p>
           <w:p>
@@ -1305,7 +1305,7 @@
               </w:rPr>
             </w:pPr>
             <w:r>
-              <w:t>${cost_analysis}</w:t>
+              <w:t>{cost_analysis}</w:t>
             </w:r>
           </w:p>
           <w:p>
@@ -1339,7 +1339,7 @@
               </w:rPr>
             </w:pPr>
             <w:r>
-              <w:t>${conclusion}</w:t>
+              <w:t>{conclusion}</w:t>
             </w:r>
           </w:p>
         </w:tc>
@@ -3451,7 +3451,7 @@
 </file>
 
 <file path=customXml/itemProps1.xml><?xml version="1.0" encoding="utf-8"?>
-<ds:datastoreItem xmlns:ds="http://schemas.openxmlformats.org/officeDocument/2006/customXml" ds:itemID="{2884F150-D612-4ADA-ABB1-C6FDD7DEFAB9}">
+<ds:datastoreItem xmlns:ds="http://schemas.openxmlformats.org/officeDocument/2006/customXml" ds:itemID="{1EA84BD0-3361-4093-9C1C-D2A9E31F0217}">
   <ds:schemaRefs>
     <ds:schemaRef ds:uri="http://schemas.openxmlformats.org/officeDocument/2006/bibliography"/>
   </ds:schemaRefs>

--- a/商情分析表template.docx
+++ b/商情分析表template.docx
@@ -857,8 +857,6 @@
             </w:r>
           </w:p>
         </w:tc>
-        <w:bookmarkStart w:id="0" w:name="_GoBack"/>
-        <w:bookmarkEnd w:id="0"/>
       </w:tr>
       <w:tr>
         <w:trPr>
@@ -1048,8 +1046,10 @@
               </w:rPr>
             </w:pPr>
             <w:r>
-              <w:t>{source_data}</w:t>
-            </w:r>
+              <w:t>{#source_data}{text}{/source_data}</w:t>
+            </w:r>
+            <w:bookmarkStart w:id="0" w:name="_GoBack"/>
+            <w:bookmarkEnd w:id="0"/>
           </w:p>
           <w:p>
             <w:pPr>
@@ -3451,7 +3451,7 @@
 </file>
 
 <file path=customXml/itemProps1.xml><?xml version="1.0" encoding="utf-8"?>
-<ds:datastoreItem xmlns:ds="http://schemas.openxmlformats.org/officeDocument/2006/customXml" ds:itemID="{1EA84BD0-3361-4093-9C1C-D2A9E31F0217}">
+<ds:datastoreItem xmlns:ds="http://schemas.openxmlformats.org/officeDocument/2006/customXml" ds:itemID="{E9FDAD6D-D29E-4A13-8CB7-0D3610CDE4E7}">
   <ds:schemaRefs>
     <ds:schemaRef ds:uri="http://schemas.openxmlformats.org/officeDocument/2006/bibliography"/>
   </ds:schemaRefs>

--- a/商情分析表template.docx
+++ b/商情分析表template.docx
@@ -1010,7 +1010,13 @@
               </w:rPr>
             </w:pPr>
             <w:r>
-              <w:t>{purpose}</w:t>
+              <w:t>{</w:t>
+            </w:r>
+            <w:r>
+              <w:t>@</w:t>
+            </w:r>
+            <w:r>
+              <w:t>purpose}</w:t>
             </w:r>
           </w:p>
           <w:p>
@@ -1046,10 +1052,14 @@
               </w:rPr>
             </w:pPr>
             <w:r>
-              <w:t>{#source_data}{text}{/source_data}</w:t>
-            </w:r>
-            <w:bookmarkStart w:id="0" w:name="_GoBack"/>
-            <w:bookmarkEnd w:id="0"/>
+              <w:t>{</w:t>
+            </w:r>
+            <w:r>
+              <w:t>@</w:t>
+            </w:r>
+            <w:r>
+              <w:t>source_data}</w:t>
+            </w:r>
           </w:p>
           <w:p>
             <w:pPr>
@@ -1084,7 +1094,13 @@
               </w:rPr>
             </w:pPr>
             <w:r>
-              <w:t>{prev_records}</w:t>
+              <w:t>{</w:t>
+            </w:r>
+            <w:r>
+              <w:t>@</w:t>
+            </w:r>
+            <w:r>
+              <w:t>prev_records}</w:t>
             </w:r>
           </w:p>
           <w:p>
@@ -1120,7 +1136,13 @@
               </w:rPr>
             </w:pPr>
             <w:r>
-              <w:t>{other_military_records}</w:t>
+              <w:t>{</w:t>
+            </w:r>
+            <w:r>
+              <w:t>@</w:t>
+            </w:r>
+            <w:r>
+              <w:t>other_military_records}</w:t>
             </w:r>
           </w:p>
           <w:p>
@@ -1155,7 +1177,13 @@
               </w:rPr>
             </w:pPr>
             <w:r>
-              <w:t>{other_market_prices}</w:t>
+              <w:t>{</w:t>
+            </w:r>
+            <w:r>
+              <w:t>@</w:t>
+            </w:r>
+            <w:r>
+              <w:t>other_market_prices}</w:t>
             </w:r>
           </w:p>
           <w:p>
@@ -1190,7 +1218,13 @@
               </w:rPr>
             </w:pPr>
             <w:r>
-              <w:t>{market_survey}</w:t>
+              <w:t>{</w:t>
+            </w:r>
+            <w:r>
+              <w:t>@</w:t>
+            </w:r>
+            <w:r>
+              <w:t>market_survey}</w:t>
             </w:r>
           </w:p>
           <w:p>
@@ -1226,7 +1260,13 @@
               </w:rPr>
             </w:pPr>
             <w:r>
-              <w:t>{discount_records}</w:t>
+              <w:t>{</w:t>
+            </w:r>
+            <w:r>
+              <w:t>@</w:t>
+            </w:r>
+            <w:r>
+              <w:t>discount_records}</w:t>
             </w:r>
           </w:p>
           <w:p>
@@ -1269,7 +1309,13 @@
               <w:t xml:space="preserve">    </w:t>
             </w:r>
             <w:r>
-              <w:t>{price_index}</w:t>
+              <w:t>{</w:t>
+            </w:r>
+            <w:r>
+              <w:t>@</w:t>
+            </w:r>
+            <w:r>
+              <w:t>price_index}</w:t>
             </w:r>
           </w:p>
           <w:p>
@@ -1305,7 +1351,13 @@
               </w:rPr>
             </w:pPr>
             <w:r>
-              <w:t>{cost_analysis}</w:t>
+              <w:t>{</w:t>
+            </w:r>
+            <w:r>
+              <w:t>@</w:t>
+            </w:r>
+            <w:r>
+              <w:t>cost_analysis}</w:t>
             </w:r>
           </w:p>
           <w:p>
@@ -1339,7 +1391,15 @@
               </w:rPr>
             </w:pPr>
             <w:r>
-              <w:t>{conclusion}</w:t>
+              <w:t>{</w:t>
+            </w:r>
+            <w:r>
+              <w:t>@</w:t>
+            </w:r>
+            <w:bookmarkStart w:id="0" w:name="_GoBack"/>
+            <w:bookmarkEnd w:id="0"/>
+            <w:r>
+              <w:t>conclusion}</w:t>
             </w:r>
           </w:p>
         </w:tc>
@@ -3451,7 +3511,7 @@
 </file>
 
 <file path=customXml/itemProps1.xml><?xml version="1.0" encoding="utf-8"?>
-<ds:datastoreItem xmlns:ds="http://schemas.openxmlformats.org/officeDocument/2006/customXml" ds:itemID="{E9FDAD6D-D29E-4A13-8CB7-0D3610CDE4E7}">
+<ds:datastoreItem xmlns:ds="http://schemas.openxmlformats.org/officeDocument/2006/customXml" ds:itemID="{1C891E8D-F094-4926-971C-A3DD106FD83F}">
   <ds:schemaRefs>
     <ds:schemaRef ds:uri="http://schemas.openxmlformats.org/officeDocument/2006/bibliography"/>
   </ds:schemaRefs>

--- a/商情分析表template.docx
+++ b/商情分析表template.docx
@@ -1010,13 +1010,7 @@
               </w:rPr>
             </w:pPr>
             <w:r>
-              <w:t>{</w:t>
-            </w:r>
-            <w:r>
-              <w:t>@</w:t>
-            </w:r>
-            <w:r>
-              <w:t>purpose}</w:t>
+              <w:t>{#purpose}{line}{/purpose}</w:t>
             </w:r>
           </w:p>
           <w:p>
@@ -1052,13 +1046,7 @@
               </w:rPr>
             </w:pPr>
             <w:r>
-              <w:t>{</w:t>
-            </w:r>
-            <w:r>
-              <w:t>@</w:t>
-            </w:r>
-            <w:r>
-              <w:t>source_data}</w:t>
+              <w:t>{#source_data}{line}{/source_data}</w:t>
             </w:r>
           </w:p>
           <w:p>
@@ -1094,13 +1082,7 @@
               </w:rPr>
             </w:pPr>
             <w:r>
-              <w:t>{</w:t>
-            </w:r>
-            <w:r>
-              <w:t>@</w:t>
-            </w:r>
-            <w:r>
-              <w:t>prev_records}</w:t>
+              <w:t>{#prev_records}{line}{/prev_records}</w:t>
             </w:r>
           </w:p>
           <w:p>
@@ -1136,13 +1118,7 @@
               </w:rPr>
             </w:pPr>
             <w:r>
-              <w:t>{</w:t>
-            </w:r>
-            <w:r>
-              <w:t>@</w:t>
-            </w:r>
-            <w:r>
-              <w:t>other_military_records}</w:t>
+              <w:t>{#other_military_records}{line}{/other_military_records}</w:t>
             </w:r>
           </w:p>
           <w:p>
@@ -1177,13 +1153,7 @@
               </w:rPr>
             </w:pPr>
             <w:r>
-              <w:t>{</w:t>
-            </w:r>
-            <w:r>
-              <w:t>@</w:t>
-            </w:r>
-            <w:r>
-              <w:t>other_market_prices}</w:t>
+              <w:t>{#other_market_prices}{line}{/other_market_prices}</w:t>
             </w:r>
           </w:p>
           <w:p>
@@ -1218,13 +1188,7 @@
               </w:rPr>
             </w:pPr>
             <w:r>
-              <w:t>{</w:t>
-            </w:r>
-            <w:r>
-              <w:t>@</w:t>
-            </w:r>
-            <w:r>
-              <w:t>market_survey}</w:t>
+              <w:t>{#market_survey}{line}{/market_survey}</w:t>
             </w:r>
           </w:p>
           <w:p>
@@ -1260,13 +1224,7 @@
               </w:rPr>
             </w:pPr>
             <w:r>
-              <w:t>{</w:t>
-            </w:r>
-            <w:r>
-              <w:t>@</w:t>
-            </w:r>
-            <w:r>
-              <w:t>discount_records}</w:t>
+              <w:t>{#discount_records}{line}{/discount_records}</w:t>
             </w:r>
           </w:p>
           <w:p>
@@ -1309,13 +1267,7 @@
               <w:t xml:space="preserve">    </w:t>
             </w:r>
             <w:r>
-              <w:t>{</w:t>
-            </w:r>
-            <w:r>
-              <w:t>@</w:t>
-            </w:r>
-            <w:r>
-              <w:t>price_index}</w:t>
+              <w:t>{#price_index}{line}{/price_index}</w:t>
             </w:r>
           </w:p>
           <w:p>
@@ -1351,13 +1303,7 @@
               </w:rPr>
             </w:pPr>
             <w:r>
-              <w:t>{</w:t>
-            </w:r>
-            <w:r>
-              <w:t>@</w:t>
-            </w:r>
-            <w:r>
-              <w:t>cost_analysis}</w:t>
+              <w:t>{#cost_analysis}{line}{/cost_analysis}</w:t>
             </w:r>
           </w:p>
           <w:p>
@@ -1384,22 +1330,19 @@
           <w:p>
             <w:pPr>
               <w:spacing w:line="0" w:lineRule="atLeast"/>
-              <w:ind w:left="438"/>
+              <w:ind w:left="520"/>
               <w:jc w:val="both"/>
               <w:rPr>
                 <w:sz w:val="24"/>
               </w:rPr>
             </w:pPr>
             <w:r>
-              <w:t>{</w:t>
-            </w:r>
-            <w:r>
-              <w:t>@</w:t>
+              <w:t>{#conc</w:t>
             </w:r>
             <w:bookmarkStart w:id="0" w:name="_GoBack"/>
             <w:bookmarkEnd w:id="0"/>
             <w:r>
-              <w:t>conclusion}</w:t>
+              <w:t>lusion}{line}{/conclusion}</w:t>
             </w:r>
           </w:p>
         </w:tc>
@@ -3511,7 +3454,7 @@
 </file>
 
 <file path=customXml/itemProps1.xml><?xml version="1.0" encoding="utf-8"?>
-<ds:datastoreItem xmlns:ds="http://schemas.openxmlformats.org/officeDocument/2006/customXml" ds:itemID="{1C891E8D-F094-4926-971C-A3DD106FD83F}">
+<ds:datastoreItem xmlns:ds="http://schemas.openxmlformats.org/officeDocument/2006/customXml" ds:itemID="{91A54DF7-E1FE-45A5-B5BC-699AED8F936C}">
   <ds:schemaRefs>
     <ds:schemaRef ds:uri="http://schemas.openxmlformats.org/officeDocument/2006/bibliography"/>
   </ds:schemaRefs>

--- a/商情分析表template.docx
+++ b/商情分析表template.docx
@@ -1010,7 +1010,19 @@
               </w:rPr>
             </w:pPr>
             <w:r>
-              <w:t>{#purpose}{line}{/purpose}</w:t>
+              <w:t>{#purpose}</w:t>
+            </w:r>
+            <w:r>
+              <w:br/>
+            </w:r>
+            <w:r>
+              <w:t>{line}</w:t>
+            </w:r>
+            <w:r>
+              <w:br/>
+            </w:r>
+            <w:r>
+              <w:t>{/purpose}</w:t>
             </w:r>
           </w:p>
           <w:p>
@@ -1046,7 +1058,19 @@
               </w:rPr>
             </w:pPr>
             <w:r>
-              <w:t>{#source_data}{line}{/source_data}</w:t>
+              <w:t>{#source_data}</w:t>
+            </w:r>
+            <w:r>
+              <w:br/>
+            </w:r>
+            <w:r>
+              <w:t>{line}</w:t>
+            </w:r>
+            <w:r>
+              <w:br/>
+            </w:r>
+            <w:r>
+              <w:t>{/source_data}</w:t>
             </w:r>
           </w:p>
           <w:p>
@@ -1082,7 +1106,19 @@
               </w:rPr>
             </w:pPr>
             <w:r>
-              <w:t>{#prev_records}{line}{/prev_records}</w:t>
+              <w:t>{#prev_records}</w:t>
+            </w:r>
+            <w:r>
+              <w:br/>
+            </w:r>
+            <w:r>
+              <w:t>{line}</w:t>
+            </w:r>
+            <w:r>
+              <w:br/>
+            </w:r>
+            <w:r>
+              <w:t>{/prev_records}</w:t>
             </w:r>
           </w:p>
           <w:p>
@@ -1118,7 +1154,19 @@
               </w:rPr>
             </w:pPr>
             <w:r>
-              <w:t>{#other_military_records}{line}{/other_military_records}</w:t>
+              <w:t>{#other_military_records}</w:t>
+            </w:r>
+            <w:r>
+              <w:br/>
+            </w:r>
+            <w:r>
+              <w:t>{line}</w:t>
+            </w:r>
+            <w:r>
+              <w:br/>
+            </w:r>
+            <w:r>
+              <w:t>{/other_military_records}</w:t>
             </w:r>
           </w:p>
           <w:p>
@@ -1153,7 +1201,19 @@
               </w:rPr>
             </w:pPr>
             <w:r>
-              <w:t>{#other_market_prices}{line}{/other_market_prices}</w:t>
+              <w:t>{#other_market_prices}</w:t>
+            </w:r>
+            <w:r>
+              <w:br/>
+            </w:r>
+            <w:r>
+              <w:t>{line}</w:t>
+            </w:r>
+            <w:r>
+              <w:br/>
+            </w:r>
+            <w:r>
+              <w:t>{/other_market_prices}</w:t>
             </w:r>
           </w:p>
           <w:p>
@@ -1188,7 +1248,19 @@
               </w:rPr>
             </w:pPr>
             <w:r>
-              <w:t>{#market_survey}{line}{/market_survey}</w:t>
+              <w:t>{#market_survey}</w:t>
+            </w:r>
+            <w:r>
+              <w:br/>
+            </w:r>
+            <w:r>
+              <w:t>{line}</w:t>
+            </w:r>
+            <w:r>
+              <w:br/>
+            </w:r>
+            <w:r>
+              <w:t>{/market_survey}</w:t>
             </w:r>
           </w:p>
           <w:p>
@@ -1224,7 +1296,19 @@
               </w:rPr>
             </w:pPr>
             <w:r>
-              <w:t>{#discount_records}{line}{/discount_records}</w:t>
+              <w:t>{#discount_records}</w:t>
+            </w:r>
+            <w:r>
+              <w:br/>
+            </w:r>
+            <w:r>
+              <w:t>{line}</w:t>
+            </w:r>
+            <w:r>
+              <w:br/>
+            </w:r>
+            <w:r>
+              <w:t>{/discount_records}</w:t>
             </w:r>
           </w:p>
           <w:p>
@@ -1264,10 +1348,23 @@
                 <w:rFonts w:ascii="標楷體" w:hAnsi="標楷體" w:hint="eastAsia"/>
                 <w:szCs w:val="28"/>
               </w:rPr>
+              <w:lastRenderedPageBreak/>
               <w:t xml:space="preserve">    </w:t>
             </w:r>
             <w:r>
-              <w:t>{#price_index}{line}{/price_index}</w:t>
+              <w:t>{#price_index}</w:t>
+            </w:r>
+            <w:r>
+              <w:br/>
+            </w:r>
+            <w:r>
+              <w:t>{line}</w:t>
+            </w:r>
+            <w:r>
+              <w:br/>
+            </w:r>
+            <w:r>
+              <w:t>{/price_index}</w:t>
             </w:r>
           </w:p>
           <w:p>
@@ -1303,7 +1400,19 @@
               </w:rPr>
             </w:pPr>
             <w:r>
-              <w:t>{#cost_analysis}{line}{/cost_analysis}</w:t>
+              <w:t>{#cost_analysis}</w:t>
+            </w:r>
+            <w:r>
+              <w:br/>
+            </w:r>
+            <w:r>
+              <w:t>{line}</w:t>
+            </w:r>
+            <w:r>
+              <w:br/>
+            </w:r>
+            <w:r>
+              <w:t>{/cost_analysis}</w:t>
             </w:r>
           </w:p>
           <w:p>
@@ -1337,12 +1446,21 @@
               </w:rPr>
             </w:pPr>
             <w:r>
-              <w:t>{#conc</w:t>
+              <w:t>{#conclusion}</w:t>
+            </w:r>
+            <w:r>
+              <w:br/>
+            </w:r>
+            <w:r>
+              <w:t>{line}</w:t>
+            </w:r>
+            <w:r>
+              <w:br/>
             </w:r>
             <w:bookmarkStart w:id="0" w:name="_GoBack"/>
             <w:bookmarkEnd w:id="0"/>
             <w:r>
-              <w:t>lusion}{line}{/conclusion}</w:t>
+              <w:t>{/conclusion}</w:t>
             </w:r>
           </w:p>
         </w:tc>
@@ -1353,6 +1471,7 @@
         <w:rPr>
           <w:rFonts w:hint="eastAsia"/>
         </w:rPr>
+        <w:lastRenderedPageBreak/>
         <w:t xml:space="preserve">    </w:t>
       </w:r>
       <w:r>
@@ -3454,7 +3573,7 @@
 </file>
 
 <file path=customXml/itemProps1.xml><?xml version="1.0" encoding="utf-8"?>
-<ds:datastoreItem xmlns:ds="http://schemas.openxmlformats.org/officeDocument/2006/customXml" ds:itemID="{91A54DF7-E1FE-45A5-B5BC-699AED8F936C}">
+<ds:datastoreItem xmlns:ds="http://schemas.openxmlformats.org/officeDocument/2006/customXml" ds:itemID="{EB5FF3F1-B52D-442F-B3E4-23A633793152}">
   <ds:schemaRefs>
     <ds:schemaRef ds:uri="http://schemas.openxmlformats.org/officeDocument/2006/bibliography"/>
   </ds:schemaRefs>
